--- a/deliverables/مقابلات_12_معلمة.docx
+++ b/deliverables/مقابلات_12_معلمة.docx
@@ -656,7 +656,7 @@
           <w:rtl/>
           <w:lang w:bidi="ar-SA"/>
         </w:rPr>
-        <w:t xml:space="preserve">المقابلة الأولى: المعلمة (أ)</w:t>
+        <w:t xml:space="preserve">المقابلة الأولى: المعلمة دعاء (اسم مستعار)</w:t>
       </w:r>
     </w:p>
     <w:p>
@@ -1164,7 +1164,7 @@
           <w:rtl/>
           <w:lang w:bidi="ar-SA"/>
         </w:rPr>
-        <w:t xml:space="preserve">المقابلة الثانية: المعلمة (ب)</w:t>
+        <w:t xml:space="preserve">المقابلة الثانية: المعلمة نسرين (اسم مستعار)</w:t>
       </w:r>
     </w:p>
     <w:p>
@@ -1672,7 +1672,7 @@
           <w:rtl/>
           <w:lang w:bidi="ar-SA"/>
         </w:rPr>
-        <w:t xml:space="preserve">المقابلة الثالثة: المعلمة (ج)</w:t>
+        <w:t xml:space="preserve">المقابلة الثالثة: المعلمة هبة (اسم مستعار)</w:t>
       </w:r>
     </w:p>
     <w:p>
@@ -2180,7 +2180,7 @@
           <w:rtl/>
           <w:lang w:bidi="ar-SA"/>
         </w:rPr>
-        <w:t xml:space="preserve">المقابلة الرابعة: المعلمة (د)</w:t>
+        <w:t xml:space="preserve">المقابلة الرابعة: المعلمة ريان (اسم مستعار)</w:t>
       </w:r>
     </w:p>
     <w:p>
@@ -2688,7 +2688,7 @@
           <w:rtl/>
           <w:lang w:bidi="ar-SA"/>
         </w:rPr>
-        <w:t xml:space="preserve">المقابلة الخامسة: المعلمة (هـ)</w:t>
+        <w:t xml:space="preserve">المقابلة الخامسة: المعلمة اسراء (اسم مستعار)</w:t>
       </w:r>
     </w:p>
     <w:p>
@@ -3196,7 +3196,7 @@
           <w:rtl/>
           <w:lang w:bidi="ar-SA"/>
         </w:rPr>
-        <w:t xml:space="preserve">المقابلة السادسة: المعلمة (و)</w:t>
+        <w:t xml:space="preserve">المقابلة السادسة: المعلمة سماهر (اسم مستعار)</w:t>
       </w:r>
     </w:p>
     <w:p>
@@ -3704,7 +3704,7 @@
           <w:rtl/>
           <w:lang w:bidi="ar-SA"/>
         </w:rPr>
-        <w:t xml:space="preserve">المقابلة السابعة: المعلمة (ز)</w:t>
+        <w:t xml:space="preserve">المقابلة السابعة: المعلمة اديبة (اسم مستعار)</w:t>
       </w:r>
     </w:p>
     <w:p>
@@ -4212,7 +4212,7 @@
           <w:rtl/>
           <w:lang w:bidi="ar-SA"/>
         </w:rPr>
-        <w:t xml:space="preserve">المقابلة الثامنة: المعلمة (ح)</w:t>
+        <w:t xml:space="preserve">المقابلة الثامنة: المعلمة رفقة (اسم مستعار)</w:t>
       </w:r>
     </w:p>
     <w:p>
@@ -4720,7 +4720,7 @@
           <w:rtl/>
           <w:lang w:bidi="ar-SA"/>
         </w:rPr>
-        <w:t xml:space="preserve">المقابلة التاسعة: المعلمة (ط)</w:t>
+        <w:t xml:space="preserve">المقابلة التاسعة: المعلمة لبنى (اسم مستعار)</w:t>
       </w:r>
     </w:p>
     <w:p>
@@ -5228,7 +5228,7 @@
           <w:rtl/>
           <w:lang w:bidi="ar-SA"/>
         </w:rPr>
-        <w:t xml:space="preserve">المقابلة العاشرة: المعلمة (ي)</w:t>
+        <w:t xml:space="preserve">المقابلة العاشرة: المعلمة انتظار (اسم مستعار)</w:t>
       </w:r>
     </w:p>
     <w:p>
@@ -5736,7 +5736,7 @@
           <w:rtl/>
           <w:lang w:bidi="ar-SA"/>
         </w:rPr>
-        <w:t xml:space="preserve">المقابلة الحادية عشرة: المعلمة (ك)</w:t>
+        <w:t xml:space="preserve">المقابلة الحادية عشرة: المعلمة سناء (اسم مستعار)</w:t>
       </w:r>
     </w:p>
     <w:p>
@@ -6244,7 +6244,7 @@
           <w:rtl/>
           <w:lang w:bidi="ar-SA"/>
         </w:rPr>
-        <w:t xml:space="preserve">المقابلة الثانية عشرة: المعلمة (ل)</w:t>
+        <w:t xml:space="preserve">المقابلة الثانية عشرة: المعلمة ختام (اسم مستعار)</w:t>
       </w:r>
     </w:p>
     <w:p>
@@ -7925,7 +7925,7 @@
                 <w:rtl/>
                 <w:lang w:bidi="ar-SA"/>
               </w:rPr>
-              <w:t xml:space="preserve">المعلمة (أ)</w:t>
+              <w:t xml:space="preserve">دعاء (اسم مستعار)</w:t>
             </w:r>
           </w:p>
         </w:tc>
@@ -8022,7 +8022,7 @@
                 <w:rtl/>
                 <w:lang w:bidi="ar-SA"/>
               </w:rPr>
-              <w:t xml:space="preserve">المعلمة (ب)</w:t>
+              <w:t xml:space="preserve">نسرين (اسم مستعار)</w:t>
             </w:r>
           </w:p>
         </w:tc>
@@ -8119,7 +8119,7 @@
                 <w:rtl/>
                 <w:lang w:bidi="ar-SA"/>
               </w:rPr>
-              <w:t>المعلمة (ج)</w:t>
+              <w:t>هبة ( اسم مستعار)</w:t>
             </w:r>
           </w:p>
         </w:tc>
@@ -8216,7 +8216,7 @@
                 <w:rtl/>
                 <w:lang w:bidi="ar-SA"/>
               </w:rPr>
-              <w:t xml:space="preserve">المعلمة (د)</w:t>
+              <w:t xml:space="preserve">ريان (اسم مستعار)</w:t>
             </w:r>
           </w:p>
         </w:tc>
@@ -8313,7 +8313,7 @@
                 <w:rtl/>
                 <w:lang w:bidi="ar-SA"/>
               </w:rPr>
-              <w:t xml:space="preserve">المعلمة (هـ)</w:t>
+              <w:t xml:space="preserve">اسراء (اسم مستعار)</w:t>
             </w:r>
           </w:p>
         </w:tc>
